--- a/WK2Discussion_Adhikari_R.docx
+++ b/WK2Discussion_Adhikari_R.docx
@@ -41,6 +41,106 @@
         <w:jc w:val="both"/>
         <w:rPr>
           <w:rFonts w:ascii="Times New Roman" w:hAnsi="Times New Roman" w:cs="Times New Roman"/>
+          <w:b/>
+          <w:bCs/>
+          <w:color w:val="000000"/>
+          <w:shd w:val="clear" w:color="auto" w:fill="FFFFFF"/>
+        </w:rPr>
+      </w:pPr>
+      <w:r>
+        <w:rPr>
+          <w:rFonts w:ascii="Times New Roman" w:hAnsi="Times New Roman" w:cs="Times New Roman"/>
+          <w:b/>
+          <w:bCs/>
+          <w:color w:val="000000"/>
+          <w:shd w:val="clear" w:color="auto" w:fill="FFFFFF"/>
+        </w:rPr>
+        <w:t>Discussion2:</w:t>
+      </w:r>
+    </w:p>
+    <w:p>
+      <w:pPr>
+        <w:spacing w:line="480" w:lineRule="auto"/>
+        <w:jc w:val="both"/>
+        <w:rPr>
+          <w:rFonts w:ascii="Times New Roman" w:eastAsia="Times New Roman" w:hAnsi="Times New Roman" w:cs="Times New Roman"/>
+          <w:b/>
+          <w:bCs/>
+          <w:caps/>
+          <w:color w:val="273540"/>
+        </w:rPr>
+      </w:pPr>
+      <w:r>
+        <w:rPr>
+          <w:rFonts w:ascii="Times New Roman" w:eastAsia="Times New Roman" w:hAnsi="Times New Roman" w:cs="Times New Roman"/>
+          <w:b/>
+          <w:bCs/>
+          <w:caps/>
+          <w:color w:val="273540"/>
+        </w:rPr>
+        <w:t>Organizational Policies and Practices to Support Healthcare Issues</w:t>
+      </w:r>
+    </w:p>
+    <w:p>
+      <w:pPr>
+        <w:spacing w:line="480" w:lineRule="auto"/>
+        <w:jc w:val="both"/>
+        <w:rPr>
+          <w:rFonts w:ascii="Times New Roman" w:hAnsi="Times New Roman" w:cs="Times New Roman"/>
+          <w:b/>
+          <w:bCs/>
+          <w:color w:val="273540"/>
+          <w:shd w:val="clear" w:color="auto" w:fill="FFFFFF"/>
+        </w:rPr>
+      </w:pPr>
+      <w:r>
+        <w:rPr>
+          <w:rStyle w:val="Strong"/>
+          <w:rFonts w:ascii="Times New Roman" w:hAnsi="Times New Roman" w:cs="Times New Roman"/>
+          <w:color w:val="273540"/>
+          <w:shd w:val="clear" w:color="auto" w:fill="FFFFFF"/>
+        </w:rPr>
+        <w:t>Post</w:t>
+      </w:r>
+      <w:r>
+        <w:rPr>
+          <w:rFonts w:ascii="Times New Roman" w:hAnsi="Times New Roman" w:cs="Times New Roman"/>
+          <w:b/>
+          <w:bCs/>
+          <w:color w:val="273540"/>
+          <w:shd w:val="clear" w:color="auto" w:fill="FFFFFF"/>
+        </w:rPr>
+        <w:t> an explanation of how competing needs, such as the needs of the workforce, resources, and patients, may impact the development of policy. Then, describe any specific competing needs that may impact the national healthcare issue/stressor you selected. What are the impacts, and how might policy address these competing needs? Be specific and provide examples.</w:t>
+      </w:r>
+    </w:p>
+    <w:p>
+      <w:pPr>
+        <w:spacing w:line="480" w:lineRule="auto"/>
+        <w:jc w:val="both"/>
+        <w:rPr>
+          <w:rFonts w:ascii="Times New Roman" w:hAnsi="Times New Roman" w:cs="Times New Roman"/>
+          <w:b/>
+          <w:bCs/>
+          <w:color w:val="000000"/>
+          <w:shd w:val="clear" w:color="auto" w:fill="FFFFFF"/>
+        </w:rPr>
+      </w:pPr>
+    </w:p>
+    <w:p>
+      <w:pPr>
+        <w:shd w:val="clear" w:color="auto" w:fill="FFFFFF"/>
+        <w:rPr>
+          <w:rFonts w:ascii="Lato" w:eastAsia="Times New Roman" w:hAnsi="Lato" w:cs="Times New Roman"/>
+          <w:color w:val="273540"/>
+        </w:rPr>
+      </w:pPr>
+    </w:p>
+    <w:p>
+      <w:pPr>
+        <w:spacing w:line="480" w:lineRule="auto"/>
+        <w:jc w:val="both"/>
+        <w:rPr>
+          <w:rFonts w:ascii="Times New Roman" w:hAnsi="Times New Roman" w:cs="Times New Roman"/>
           <w:color w:val="000000"/>
           <w:shd w:val="clear" w:color="auto" w:fill="FFFFFF"/>
         </w:rPr>
@@ -148,6 +248,7 @@
           <w:color w:val="000000"/>
           <w:shd w:val="clear" w:color="auto" w:fill="FFFFFF"/>
         </w:rPr>
+        <w:lastRenderedPageBreak/>
         <w:t>P</w:t>
       </w:r>
       <w:r>
@@ -250,16 +351,7 @@
           <w:color w:val="000000"/>
           <w:shd w:val="clear" w:color="auto" w:fill="FFFFFF"/>
         </w:rPr>
-        <w:t xml:space="preserve"> settings. Safe nurse staffing is essential to </w:t>
-      </w:r>
-      <w:r>
-        <w:rPr>
-          <w:rFonts w:ascii="Times New Roman" w:hAnsi="Times New Roman" w:cs="Times New Roman"/>
-          <w:color w:val="000000"/>
-          <w:shd w:val="clear" w:color="auto" w:fill="FFFFFF"/>
-        </w:rPr>
-        <w:lastRenderedPageBreak/>
-        <w:t xml:space="preserve">both the nursing profession and the overall </w:t>
+        <w:t xml:space="preserve"> settings. Safe nurse staffing is essential to both the nursing profession and the overall </w:t>
       </w:r>
       <w:r>
         <w:rPr>
@@ -404,7 +496,16 @@
           <w:color w:val="000000"/>
           <w:shd w:val="clear" w:color="auto" w:fill="FFFFFF"/>
         </w:rPr>
-        <w:t>Leaders and the management team can buy some time to come up with alternatives such as hiring more nurses, expanding the in-house contract, hiring travel nurses</w:t>
+        <w:t xml:space="preserve">Leaders </w:t>
+      </w:r>
+      <w:r>
+        <w:rPr>
+          <w:rFonts w:ascii="Times New Roman" w:hAnsi="Times New Roman" w:cs="Times New Roman"/>
+          <w:color w:val="000000"/>
+          <w:shd w:val="clear" w:color="auto" w:fill="FFFFFF"/>
+        </w:rPr>
+        <w:lastRenderedPageBreak/>
+        <w:t>and the management team can buy some time to come up with alternatives such as hiring more nurses, expanding the in-house contract, hiring travel nurses</w:t>
       </w:r>
       <w:r>
         <w:rPr>
@@ -739,6 +840,7 @@
         <w:rPr>
           <w:color w:val="444444"/>
         </w:rPr>
+        <w:lastRenderedPageBreak/>
         <w:t>RESPONSE1:</w:t>
       </w:r>
     </w:p>
@@ -783,14 +885,7 @@
         <w:rPr>
           <w:color w:val="444444"/>
         </w:rPr>
-        <w:t xml:space="preserve">I completely agree with you that Mental health professional shortage as being a barrier to effective care. The state of mental health care in the United States is troubling currently because mental health organizations are understaffed, and mental health cases are rising mainly after the pandemic. Mental health counselors are overwhelmed by too many cases due to which many are leaving the field in search of better pay and work-life balance. In 2022, 47% of the U.S. population was living in a mental health workforce shortage area, with some states requiring up </w:t>
-      </w:r>
-      <w:r>
-        <w:rPr>
-          <w:color w:val="444444"/>
-        </w:rPr>
-        <w:lastRenderedPageBreak/>
-        <w:t>to 700 more practitioners to remove this designation. The reasons underlying this shortage are complex, causing many mental health professionals to feel there may be more challenges than solutions to this growing problem. (Phillips, 2023)</w:t>
+        <w:t>I completely agree with you that Mental health professional shortage as being a barrier to effective care. The state of mental health care in the United States is troubling currently because mental health organizations are understaffed, and mental health cases are rising mainly after the pandemic. Mental health counselors are overwhelmed by too many cases due to which many are leaving the field in search of better pay and work-life balance. In 2022, 47% of the U.S. population was living in a mental health workforce shortage area, with some states requiring up to 700 more practitioners to remove this designation. The reasons underlying this shortage are complex, causing many mental health professionals to feel there may be more challenges than solutions to this growing problem. (Phillips, 2023)</w:t>
       </w:r>
     </w:p>
     <w:p>
@@ -836,6 +931,7 @@
         <w:rPr>
           <w:color w:val="444444"/>
         </w:rPr>
+        <w:lastRenderedPageBreak/>
         <w:t>Phillips, L. (2023, May 8). </w:t>
       </w:r>
       <w:r>
@@ -925,7 +1021,6 @@
         <w:rPr>
           <w:color w:val="444444"/>
         </w:rPr>
-        <w:lastRenderedPageBreak/>
         <w:t>Hello Angela,</w:t>
       </w:r>
     </w:p>
@@ -972,7 +1067,14 @@
         <w:rPr>
           <w:color w:val="444444"/>
         </w:rPr>
-        <w:t>, that It's time for members of the profession to speak up, support, and mentor those who speak out against the dominant culture and organizational discourse. It is necessary to expose the realities of the working lives of RNs for them to make a significant contribution to the health and well-being of patients.</w:t>
+        <w:t xml:space="preserve">, that It's time for members of the profession to speak up, support, and mentor those who speak out against the dominant culture and organizational discourse. It is necessary to expose the realities of the </w:t>
+      </w:r>
+      <w:r>
+        <w:rPr>
+          <w:color w:val="444444"/>
+        </w:rPr>
+        <w:lastRenderedPageBreak/>
+        <w:t>working lives of RNs for them to make a significant contribution to the health and well-being of patients.</w:t>
       </w:r>
     </w:p>
     <w:p>
@@ -1067,7 +1169,6 @@
         <w:rPr>
           <w:color w:val="444444"/>
         </w:rPr>
-        <w:lastRenderedPageBreak/>
         <w:t xml:space="preserve">Kelly, P., &amp; </w:t>
       </w:r>
       <w:proofErr w:type="spellStart"/>
@@ -2052,6 +2153,25 @@
     <w:name w:val="Normal"/>
     <w:qFormat/>
   </w:style>
+  <w:style w:type="paragraph" w:styleId="Heading2">
+    <w:name w:val="heading 2"/>
+    <w:basedOn w:val="Normal"/>
+    <w:link w:val="Heading2Char"/>
+    <w:uiPriority w:val="9"/>
+    <w:qFormat/>
+    <w:rsid w:val="00F115E3"/>
+    <w:pPr>
+      <w:spacing w:before="100" w:beforeAutospacing="1" w:after="100" w:afterAutospacing="1"/>
+      <w:outlineLvl w:val="1"/>
+    </w:pPr>
+    <w:rPr>
+      <w:rFonts w:ascii="Times New Roman" w:eastAsia="Times New Roman" w:hAnsi="Times New Roman" w:cs="Times New Roman"/>
+      <w:b/>
+      <w:bCs/>
+      <w:sz w:val="36"/>
+      <w:szCs w:val="36"/>
+    </w:rPr>
+  </w:style>
   <w:style w:type="character" w:default="1" w:styleId="DefaultParagraphFont">
     <w:name w:val="Default Paragraph Font"/>
     <w:uiPriority w:val="1"/>
@@ -2149,6 +2269,20 @@
     <w:rPr>
       <w:color w:val="605E5C"/>
       <w:shd w:val="clear" w:color="auto" w:fill="E1DFDD"/>
+    </w:rPr>
+  </w:style>
+  <w:style w:type="character" w:customStyle="1" w:styleId="Heading2Char">
+    <w:name w:val="Heading 2 Char"/>
+    <w:basedOn w:val="DefaultParagraphFont"/>
+    <w:link w:val="Heading2"/>
+    <w:uiPriority w:val="9"/>
+    <w:rsid w:val="00F115E3"/>
+    <w:rPr>
+      <w:rFonts w:ascii="Times New Roman" w:eastAsia="Times New Roman" w:hAnsi="Times New Roman" w:cs="Times New Roman"/>
+      <w:b/>
+      <w:bCs/>
+      <w:sz w:val="36"/>
+      <w:szCs w:val="36"/>
     </w:rPr>
   </w:style>
 </w:styles>
